--- a/Programacion II/Kit docente/Clase 14/Solucion Taller Clase 14 - VetCare.docx
+++ b/Programacion II/Kit docente/Clase 14/Solucion Taller Clase 14 - VetCare.docx
@@ -117,7 +117,7 @@
           <w:color w:val="2B2B2B"/>
           <w:sz w:val="22"/>
         </w:rPr>
-        <w:t>Paso 4 resuelto. El plan B se graba con el grabador de pantalla del sistema (Xbox Game Bar con la tecla Windows mas G, o cualquier grabador instalado), en la resolucion de la pantalla del salon y sin audio de fondo. El video debe mostrar la ruta feliz completa: registrar un dueno, registrar su mascota, provocar el error de edad y ver el aviso, agendar una cita, buscar por ID y, al final, cerrar y volver a abrir la aplicacion para que se vea que los datos siguen ahi, porque ese es el momento que demuestra la persistencia. Se guarda dentro de la carpeta del proyecto y ademas en una memoria USB: si el video vive solo en una nube y el salon no tiene internet, no es plan B.</w:t>
+        <w:t>Paso 4 resuelto. El plan B se graba con el grabador de pantalla del sistema (Xbox Game Bar con la tecla Windows mas G, o cualquier grabador instalado), en la resolucion de la pantalla que se va a compartir y sin audio de fondo. El video debe mostrar la ruta feliz completa: registrar un dueno, registrar su mascota, provocar el error de edad y ver el aviso, agendar una cita, buscar por ID y, al final, cerrar y volver a abrir la aplicacion para que se vea que los datos siguen ahi, porque ese es el momento que demuestra la persistencia. Se guarda dentro de la carpeta del proyecto y ademas en una memoria USB: si el video vive solo en una nube y el salon no tiene internet, no es plan B.</w:t>
       </w:r>
     </w:p>
     <w:p>
